--- a/content/CP4807/CP4807-10.docx
+++ b/content/CP4807/CP4807-10.docx
@@ -45,7 +45,7 @@
           </w:tcPr>
           <w:p>
             <w:pPr>
-              <w:pStyle w:val="Wsreference"/>
+              <w:pStyle w:val="AIinstructions"/>
             </w:pPr>
             <w:r>
               <w:t/>
@@ -401,8 +401,14 @@
     <w:p>
       <w:pPr>
         <w:pStyle w:val="Heading2"/>
+        <w:rPr>
+          <w:lang w:val="en-GB"/>
+        </w:rPr>
       </w:pPr>
       <w:r>
+        <w:rPr>
+          <w:lang w:val="en-GB"/>
+        </w:rPr>
         <w:t>Over to you:</w:t>
       </w:r>
     </w:p>
@@ -644,6 +650,92 @@
     </w:lvl>
   </w:abstractNum>
   <w:abstractNum w:abstractNumId="1" w15:restartNumberingAfterBreak="0">
+    <w:nsid w:val="1CF64BAE"/>
+    <w:multiLevelType w:val="hybridMultilevel"/>
+    <w:tmpl w:val="3E6C0900"/>
+    <w:lvl w:ilvl="0" w:tplc="0809000F">
+      <w:start w:val="1"/>
+      <w:numFmt w:val="decimal"/>
+      <w:lvlText w:val="%1."/>
+      <w:lvlJc w:val="left"/>
+      <w:pPr>
+        <w:ind w:left="720" w:hanging="360"/>
+      </w:pPr>
+    </w:lvl>
+    <w:lvl w:ilvl="1" w:tplc="08090019">
+      <w:start w:val="1"/>
+      <w:numFmt w:val="lowerLetter"/>
+      <w:lvlText w:val="%2."/>
+      <w:lvlJc w:val="left"/>
+      <w:pPr>
+        <w:ind w:left="1440" w:hanging="360"/>
+      </w:pPr>
+    </w:lvl>
+    <w:lvl w:ilvl="2" w:tplc="0809001B">
+      <w:start w:val="1"/>
+      <w:numFmt w:val="lowerRoman"/>
+      <w:lvlText w:val="%3."/>
+      <w:lvlJc w:val="right"/>
+      <w:pPr>
+        <w:ind w:left="2160" w:hanging="180"/>
+      </w:pPr>
+    </w:lvl>
+    <w:lvl w:ilvl="3" w:tplc="0809000F">
+      <w:start w:val="1"/>
+      <w:numFmt w:val="decimal"/>
+      <w:lvlText w:val="%4."/>
+      <w:lvlJc w:val="left"/>
+      <w:pPr>
+        <w:ind w:left="2880" w:hanging="360"/>
+      </w:pPr>
+    </w:lvl>
+    <w:lvl w:ilvl="4" w:tplc="08090019">
+      <w:start w:val="1"/>
+      <w:numFmt w:val="lowerLetter"/>
+      <w:lvlText w:val="%5."/>
+      <w:lvlJc w:val="left"/>
+      <w:pPr>
+        <w:ind w:left="3600" w:hanging="360"/>
+      </w:pPr>
+    </w:lvl>
+    <w:lvl w:ilvl="5" w:tplc="0809001B">
+      <w:start w:val="1"/>
+      <w:numFmt w:val="lowerRoman"/>
+      <w:lvlText w:val="%6."/>
+      <w:lvlJc w:val="right"/>
+      <w:pPr>
+        <w:ind w:left="4320" w:hanging="180"/>
+      </w:pPr>
+    </w:lvl>
+    <w:lvl w:ilvl="6" w:tplc="0809000F">
+      <w:start w:val="1"/>
+      <w:numFmt w:val="decimal"/>
+      <w:lvlText w:val="%7."/>
+      <w:lvlJc w:val="left"/>
+      <w:pPr>
+        <w:ind w:left="5040" w:hanging="360"/>
+      </w:pPr>
+    </w:lvl>
+    <w:lvl w:ilvl="7" w:tplc="08090019">
+      <w:start w:val="1"/>
+      <w:numFmt w:val="lowerLetter"/>
+      <w:lvlText w:val="%8."/>
+      <w:lvlJc w:val="left"/>
+      <w:pPr>
+        <w:ind w:left="5760" w:hanging="360"/>
+      </w:pPr>
+    </w:lvl>
+    <w:lvl w:ilvl="8" w:tplc="0809001B">
+      <w:start w:val="1"/>
+      <w:numFmt w:val="lowerRoman"/>
+      <w:lvlText w:val="%9."/>
+      <w:lvlJc w:val="right"/>
+      <w:pPr>
+        <w:ind w:left="6480" w:hanging="180"/>
+      </w:pPr>
+    </w:lvl>
+  </w:abstractNum>
+  <w:abstractNum w:abstractNumId="2" w15:restartNumberingAfterBreak="0">
     <w:nsid w:val="1EDE6A06"/>
     <w:multiLevelType w:val="hybridMultilevel"/>
     <w:tmpl w:val="107E292A"/>
@@ -783,7 +875,7 @@
       </w:rPr>
     </w:lvl>
   </w:abstractNum>
-  <w:abstractNum w:abstractNumId="2" w15:restartNumberingAfterBreak="0">
+  <w:abstractNum w:abstractNumId="3" w15:restartNumberingAfterBreak="0">
     <w:nsid w:val="27231DF8"/>
     <w:multiLevelType w:val="hybridMultilevel"/>
     <w:tmpl w:val="F1DE6CB2"/>
@@ -896,7 +988,7 @@
       </w:rPr>
     </w:lvl>
   </w:abstractNum>
-  <w:abstractNum w:abstractNumId="3" w15:restartNumberingAfterBreak="0">
+  <w:abstractNum w:abstractNumId="4" w15:restartNumberingAfterBreak="0">
     <w:nsid w:val="42CA77DD"/>
     <w:multiLevelType w:val="hybridMultilevel"/>
     <w:tmpl w:val="C180E7F8"/>
@@ -982,7 +1074,7 @@
       </w:pPr>
     </w:lvl>
   </w:abstractNum>
-  <w:abstractNum w:abstractNumId="4" w15:restartNumberingAfterBreak="0">
+  <w:abstractNum w:abstractNumId="5" w15:restartNumberingAfterBreak="0">
     <w:nsid w:val="43BC4DEA"/>
     <w:multiLevelType w:val="hybridMultilevel"/>
     <w:tmpl w:val="C180E7F8"/>
@@ -1068,7 +1160,7 @@
       </w:pPr>
     </w:lvl>
   </w:abstractNum>
-  <w:abstractNum w:abstractNumId="5" w15:restartNumberingAfterBreak="0">
+  <w:abstractNum w:abstractNumId="6" w15:restartNumberingAfterBreak="0">
     <w:nsid w:val="461F5479"/>
     <w:multiLevelType w:val="hybridMultilevel"/>
     <w:tmpl w:val="E2687198"/>
@@ -1154,7 +1246,7 @@
       </w:pPr>
     </w:lvl>
   </w:abstractNum>
-  <w:abstractNum w:abstractNumId="6" w15:restartNumberingAfterBreak="0">
+  <w:abstractNum w:abstractNumId="7" w15:restartNumberingAfterBreak="0">
     <w:nsid w:val="510F0421"/>
     <w:multiLevelType w:val="hybridMultilevel"/>
     <w:tmpl w:val="FEC092D4"/>
@@ -1268,7 +1360,7 @@
       </w:rPr>
     </w:lvl>
   </w:abstractNum>
-  <w:abstractNum w:abstractNumId="7" w15:restartNumberingAfterBreak="0">
+  <w:abstractNum w:abstractNumId="8" w15:restartNumberingAfterBreak="0">
     <w:nsid w:val="61930371"/>
     <w:multiLevelType w:val="hybridMultilevel"/>
     <w:tmpl w:val="C180E7F8"/>
@@ -1354,7 +1446,7 @@
       </w:pPr>
     </w:lvl>
   </w:abstractNum>
-  <w:abstractNum w:abstractNumId="8" w15:restartNumberingAfterBreak="0">
+  <w:abstractNum w:abstractNumId="9" w15:restartNumberingAfterBreak="0">
     <w:nsid w:val="691A4E7A"/>
     <w:multiLevelType w:val="hybridMultilevel"/>
     <w:tmpl w:val="30885F9E"/>
@@ -1441,7 +1533,7 @@
       </w:pPr>
     </w:lvl>
   </w:abstractNum>
-  <w:abstractNum w:abstractNumId="9" w15:restartNumberingAfterBreak="0">
+  <w:abstractNum w:abstractNumId="10" w15:restartNumberingAfterBreak="0">
     <w:nsid w:val="71690A50"/>
     <w:multiLevelType w:val="hybridMultilevel"/>
     <w:tmpl w:val="C180E7F8"/>
@@ -1528,106 +1620,136 @@
     </w:lvl>
   </w:abstractNum>
   <w:num w:numId="1" w16cid:durableId="697898980">
-    <w:abstractNumId w:val="5"/>
+    <w:abstractNumId w:val="6"/>
   </w:num>
   <w:num w:numId="2" w16cid:durableId="1205171970">
-    <w:abstractNumId w:val="6"/>
+    <w:abstractNumId w:val="7"/>
   </w:num>
   <w:num w:numId="3" w16cid:durableId="1887140642">
-    <w:abstractNumId w:val="2"/>
+    <w:abstractNumId w:val="3"/>
   </w:num>
   <w:num w:numId="4" w16cid:durableId="777874118">
-    <w:abstractNumId w:val="8"/>
+    <w:abstractNumId w:val="9"/>
     <w:lvlOverride w:ilvl="0">
       <w:startOverride w:val="1"/>
     </w:lvlOverride>
   </w:num>
   <w:num w:numId="5" w16cid:durableId="1576433978">
-    <w:abstractNumId w:val="8"/>
+    <w:abstractNumId w:val="9"/>
     <w:lvlOverride w:ilvl="0">
       <w:startOverride w:val="1"/>
     </w:lvlOverride>
   </w:num>
   <w:num w:numId="6" w16cid:durableId="1272280314">
-    <w:abstractNumId w:val="8"/>
+    <w:abstractNumId w:val="9"/>
     <w:lvlOverride w:ilvl="0">
       <w:startOverride w:val="1"/>
     </w:lvlOverride>
   </w:num>
   <w:num w:numId="7" w16cid:durableId="303387530">
-    <w:abstractNumId w:val="8"/>
+    <w:abstractNumId w:val="9"/>
     <w:lvlOverride w:ilvl="0">
       <w:startOverride w:val="1"/>
     </w:lvlOverride>
   </w:num>
   <w:num w:numId="8" w16cid:durableId="971254738">
-    <w:abstractNumId w:val="8"/>
+    <w:abstractNumId w:val="9"/>
     <w:lvlOverride w:ilvl="0">
       <w:startOverride w:val="1"/>
     </w:lvlOverride>
   </w:num>
   <w:num w:numId="9" w16cid:durableId="399451382">
-    <w:abstractNumId w:val="8"/>
+    <w:abstractNumId w:val="9"/>
     <w:lvlOverride w:ilvl="0">
       <w:startOverride w:val="1"/>
     </w:lvlOverride>
   </w:num>
   <w:num w:numId="10" w16cid:durableId="1483422504">
-    <w:abstractNumId w:val="8"/>
+    <w:abstractNumId w:val="9"/>
     <w:lvlOverride w:ilvl="0">
       <w:startOverride w:val="1"/>
     </w:lvlOverride>
   </w:num>
   <w:num w:numId="11" w16cid:durableId="589194706">
-    <w:abstractNumId w:val="8"/>
+    <w:abstractNumId w:val="9"/>
     <w:lvlOverride w:ilvl="0">
       <w:startOverride w:val="1"/>
     </w:lvlOverride>
   </w:num>
   <w:num w:numId="12" w16cid:durableId="1860509229">
-    <w:abstractNumId w:val="8"/>
+    <w:abstractNumId w:val="9"/>
     <w:lvlOverride w:ilvl="0">
       <w:startOverride w:val="1"/>
     </w:lvlOverride>
   </w:num>
   <w:num w:numId="13" w16cid:durableId="2012020996">
-    <w:abstractNumId w:val="8"/>
+    <w:abstractNumId w:val="9"/>
   </w:num>
   <w:num w:numId="14" w16cid:durableId="524517018">
-    <w:abstractNumId w:val="8"/>
+    <w:abstractNumId w:val="9"/>
     <w:lvlOverride w:ilvl="0">
       <w:startOverride w:val="1"/>
     </w:lvlOverride>
   </w:num>
   <w:num w:numId="15" w16cid:durableId="91517163">
-    <w:abstractNumId w:val="8"/>
+    <w:abstractNumId w:val="9"/>
     <w:lvlOverride w:ilvl="0">
       <w:startOverride w:val="1"/>
     </w:lvlOverride>
   </w:num>
   <w:num w:numId="16" w16cid:durableId="1140920344">
-    <w:abstractNumId w:val="8"/>
+    <w:abstractNumId w:val="9"/>
     <w:lvlOverride w:ilvl="0">
       <w:startOverride w:val="1"/>
     </w:lvlOverride>
   </w:num>
   <w:num w:numId="17" w16cid:durableId="773134851">
-    <w:abstractNumId w:val="1"/>
+    <w:abstractNumId w:val="2"/>
   </w:num>
   <w:num w:numId="18" w16cid:durableId="1229609156">
     <w:abstractNumId w:val="0"/>
   </w:num>
   <w:num w:numId="19" w16cid:durableId="1170486823">
-    <w:abstractNumId w:val="7"/>
+    <w:abstractNumId w:val="8"/>
   </w:num>
   <w:num w:numId="20" w16cid:durableId="1216158072">
-    <w:abstractNumId w:val="9"/>
+    <w:abstractNumId w:val="10"/>
   </w:num>
   <w:num w:numId="21" w16cid:durableId="1476604239">
+    <w:abstractNumId w:val="5"/>
+  </w:num>
+  <w:num w:numId="22" w16cid:durableId="786462895">
     <w:abstractNumId w:val="4"/>
   </w:num>
-  <w:num w:numId="22" w16cid:durableId="786462895">
-    <w:abstractNumId w:val="3"/>
+  <w:num w:numId="23" w16cid:durableId="1593200984">
+    <w:abstractNumId w:val="1"/>
+    <w:lvlOverride w:ilvl="0">
+      <w:startOverride w:val="1"/>
+    </w:lvlOverride>
+    <w:lvlOverride w:ilvl="1">
+      <w:startOverride w:val="1"/>
+    </w:lvlOverride>
+    <w:lvlOverride w:ilvl="2">
+      <w:startOverride w:val="1"/>
+    </w:lvlOverride>
+    <w:lvlOverride w:ilvl="3">
+      <w:startOverride w:val="1"/>
+    </w:lvlOverride>
+    <w:lvlOverride w:ilvl="4">
+      <w:startOverride w:val="1"/>
+    </w:lvlOverride>
+    <w:lvlOverride w:ilvl="5">
+      <w:startOverride w:val="1"/>
+    </w:lvlOverride>
+    <w:lvlOverride w:ilvl="6">
+      <w:startOverride w:val="1"/>
+    </w:lvlOverride>
+    <w:lvlOverride w:ilvl="7">
+      <w:startOverride w:val="1"/>
+    </w:lvlOverride>
+    <w:lvlOverride w:ilvl="8">
+      <w:startOverride w:val="1"/>
+    </w:lvlOverride>
   </w:num>
   <w:numIdMacAtCleanup w:val="15"/>
 </w:numbering>
@@ -2073,7 +2195,7 @@
     <w:uiPriority w:val="9"/>
     <w:unhideWhenUsed/>
     <w:qFormat/>
-    <w:rsid w:val="00327C47"/>
+    <w:rsid w:val="00A03169"/>
     <w:pPr>
       <w:keepNext/>
       <w:keepLines/>
@@ -2085,6 +2207,9 @@
       <w:b/>
       <w:bCs/>
       <w:color w:val="000000" w:themeColor="text1"/>
+      <w:sz w:val="24"/>
+      <w:szCs w:val="24"/>
+      <w:lang w:val="it-IT"/>
     </w:rPr>
   </w:style>
   <w:style w:type="paragraph" w:styleId="Heading3">
@@ -2095,7 +2220,7 @@
     <w:uiPriority w:val="9"/>
     <w:unhideWhenUsed/>
     <w:qFormat/>
-    <w:rsid w:val="0001096B"/>
+    <w:rsid w:val="00A03169"/>
     <w:pPr>
       <w:keepNext/>
       <w:keepLines/>
@@ -2104,9 +2229,11 @@
     </w:pPr>
     <w:rPr>
       <w:rFonts w:eastAsiaTheme="majorEastAsia" w:cstheme="majorBidi"/>
+      <w:b/>
+      <w:bCs/>
       <w:color w:val="000000" w:themeColor="text1"/>
-      <w:sz w:val="28"/>
-      <w:szCs w:val="28"/>
+      <w:sz w:val="20"/>
+      <w:szCs w:val="20"/>
     </w:rPr>
   </w:style>
   <w:style w:type="paragraph" w:styleId="Heading4">
@@ -2241,6 +2368,7 @@
   <w:style w:type="character" w:default="1" w:styleId="DefaultParagraphFont">
     <w:name w:val="Default Paragraph Font"/>
     <w:uiPriority w:val="1"/>
+    <w:semiHidden/>
     <w:unhideWhenUsed/>
   </w:style>
   <w:style w:type="table" w:default="1" w:styleId="TableNormal">
@@ -2284,12 +2412,15 @@
     <w:basedOn w:val="DefaultParagraphFont"/>
     <w:link w:val="Heading2"/>
     <w:uiPriority w:val="9"/>
-    <w:rsid w:val="00327C47"/>
+    <w:rsid w:val="00A03169"/>
     <w:rPr>
       <w:rFonts w:ascii="Arial" w:eastAsiaTheme="majorEastAsia" w:hAnsi="Arial" w:cs="Arial"/>
       <w:b/>
       <w:bCs/>
       <w:color w:val="000000" w:themeColor="text1"/>
+      <w:sz w:val="24"/>
+      <w:szCs w:val="24"/>
+      <w:lang w:val="it-IT"/>
       <w14:ligatures w14:val="none"/>
     </w:rPr>
   </w:style>
@@ -2298,12 +2429,15 @@
     <w:basedOn w:val="DefaultParagraphFont"/>
     <w:link w:val="Heading3"/>
     <w:uiPriority w:val="9"/>
-    <w:rsid w:val="0001096B"/>
-    <w:rPr>
-      <w:rFonts w:eastAsiaTheme="majorEastAsia" w:cstheme="majorBidi"/>
+    <w:rsid w:val="00A03169"/>
+    <w:rPr>
+      <w:rFonts w:ascii="Arial" w:eastAsiaTheme="majorEastAsia" w:hAnsi="Arial" w:cstheme="majorBidi"/>
+      <w:b/>
+      <w:bCs/>
       <w:color w:val="000000" w:themeColor="text1"/>
-      <w:sz w:val="28"/>
-      <w:szCs w:val="28"/>
+      <w:sz w:val="20"/>
+      <w:szCs w:val="20"/>
+      <w14:ligatures w14:val="none"/>
     </w:rPr>
   </w:style>
   <w:style w:type="character" w:customStyle="1" w:styleId="Heading4Char">
@@ -2748,10 +2882,10 @@
       <w14:ligatures w14:val="none"/>
     </w:rPr>
   </w:style>
-  <w:style w:type="paragraph" w:customStyle="1" w:styleId="Wsreference">
-    <w:name w:val="Ws reference"/>
+  <w:style w:type="paragraph" w:customStyle="1" w:styleId="AIinstructions">
+    <w:name w:val="AI instructions"/>
     <w:basedOn w:val="Normal"/>
-    <w:link w:val="WsreferenceChar"/>
+    <w:link w:val="AIinstructionsChar"/>
     <w:qFormat/>
     <w:rsid w:val="007F6ABB"/>
     <w:rPr>
@@ -2760,10 +2894,10 @@
       <w:szCs w:val="18"/>
     </w:rPr>
   </w:style>
-  <w:style w:type="character" w:customStyle="1" w:styleId="WsreferenceChar">
-    <w:name w:val="Ws reference Char"/>
+  <w:style w:type="character" w:customStyle="1" w:styleId="AIinstructionsChar">
+    <w:name w:val="AI instructions Char"/>
     <w:basedOn w:val="DefaultParagraphFont"/>
-    <w:link w:val="Wsreference"/>
+    <w:link w:val="AIinstructions"/>
     <w:rsid w:val="007F6ABB"/>
     <w:rPr>
       <w:rFonts w:ascii="Arial" w:hAnsi="Arial" w:cs="Arial"/>
@@ -2810,16 +2944,18 @@
   </w:style>
   <w:style w:type="character" w:styleId="BookTitle">
     <w:name w:val="Book Title"/>
+    <w:aliases w:val="Info for Humans"/>
     <w:basedOn w:val="DefaultParagraphFont"/>
     <w:uiPriority w:val="33"/>
     <w:qFormat/>
-    <w:rsid w:val="00780A02"/>
-    <w:rPr>
-      <w:b/>
-      <w:bCs/>
+    <w:rsid w:val="000971AF"/>
+    <w:rPr>
       <w:i/>
       <w:iCs/>
+      <w:color w:val="4C94D8" w:themeColor="text2" w:themeTint="80"/>
       <w:spacing w:val="5"/>
+      <w:sz w:val="18"/>
+      <w:szCs w:val="18"/>
     </w:rPr>
   </w:style>
   <w:style w:type="paragraph" w:customStyle="1" w:styleId="Wsnumber">
@@ -2990,6 +3126,35 @@
       <w:sz w:val="24"/>
       <w:szCs w:val="24"/>
       <w:lang w:eastAsia="en-GB"/>
+      <w14:ligatures w14:val="none"/>
+    </w:rPr>
+  </w:style>
+  <w:style w:type="paragraph" w:customStyle="1" w:styleId="Infoforhumans">
+    <w:name w:val="Info for humans"/>
+    <w:basedOn w:val="Normal"/>
+    <w:link w:val="InfoforhumansChar"/>
+    <w:qFormat/>
+    <w:rsid w:val="008020DA"/>
+    <w:pPr>
+      <w:widowControl/>
+    </w:pPr>
+    <w:rPr>
+      <w:color w:val="0070C0"/>
+      <w:sz w:val="18"/>
+    </w:rPr>
+  </w:style>
+  <w:style w:type="character" w:customStyle="1" w:styleId="InfoforhumansChar">
+    <w:name w:val="Info for humans Char"/>
+    <w:basedOn w:val="Heading1Char"/>
+    <w:link w:val="Infoforhumans"/>
+    <w:rsid w:val="008020DA"/>
+    <w:rPr>
+      <w:rFonts w:ascii="Arial" w:eastAsiaTheme="majorEastAsia" w:hAnsi="Arial" w:cs="Arial"/>
+      <w:b w:val="0"/>
+      <w:bCs w:val="0"/>
+      <w:color w:val="0070C0"/>
+      <w:sz w:val="18"/>
+      <w:szCs w:val="28"/>
       <w14:ligatures w14:val="none"/>
     </w:rPr>
   </w:style>

--- a/content/CP4807/CP4807-10.docx
+++ b/content/CP4807/CP4807-10.docx
@@ -231,7 +231,7 @@
                           <pic:cNvPicPr/>
                         </pic:nvPicPr>
                         <pic:blipFill>
-                          <a:blip r:link="rId41"/>
+                          <a:blip r:embed="rId41"/>
                           <a:stretch>
                             <a:fillRect/>
                           </a:stretch>
@@ -318,7 +318,7 @@
                     <pic:cNvPicPr/>
                   </pic:nvPicPr>
                   <pic:blipFill>
-                    <a:blip r:link="rId10"/>
+                    <a:blip r:embed="rId10"/>
                     <a:stretch>
                       <a:fillRect/>
                     </a:stretch>
@@ -363,7 +363,7 @@
                     <pic:cNvPicPr/>
                   </pic:nvPicPr>
                   <pic:blipFill>
-                    <a:blip r:link="rId42"/>
+                    <a:blip r:embed="rId42"/>
                     <a:stretch>
                       <a:fillRect/>
                     </a:stretch>

--- a/content/CP4807/CP4807-10.docx
+++ b/content/CP4807/CP4807-10.docx
@@ -45,7 +45,7 @@
           </w:tcPr>
           <w:p>
             <w:pPr>
-              <w:pStyle w:val="AIinstructions"/>
+              <w:pStyle w:val="Wsreference"/>
             </w:pPr>
             <w:r>
               <w:t/>
@@ -231,7 +231,7 @@
                           <pic:cNvPicPr/>
                         </pic:nvPicPr>
                         <pic:blipFill>
-                          <a:blip r:embed="rId41"/>
+                          <a:blip r:link="rId41"/>
                           <a:stretch>
                             <a:fillRect/>
                           </a:stretch>
@@ -318,7 +318,7 @@
                     <pic:cNvPicPr/>
                   </pic:nvPicPr>
                   <pic:blipFill>
-                    <a:blip r:embed="rId10"/>
+                    <a:blip r:link="rId10"/>
                     <a:stretch>
                       <a:fillRect/>
                     </a:stretch>
@@ -363,7 +363,7 @@
                     <pic:cNvPicPr/>
                   </pic:nvPicPr>
                   <pic:blipFill>
-                    <a:blip r:embed="rId42"/>
+                    <a:blip r:link="rId42"/>
                     <a:stretch>
                       <a:fillRect/>
                     </a:stretch>
@@ -401,14 +401,8 @@
     <w:p>
       <w:pPr>
         <w:pStyle w:val="Heading2"/>
-        <w:rPr>
-          <w:lang w:val="en-GB"/>
-        </w:rPr>
       </w:pPr>
       <w:r>
-        <w:rPr>
-          <w:lang w:val="en-GB"/>
-        </w:rPr>
         <w:t>Over to you:</w:t>
       </w:r>
     </w:p>
@@ -650,92 +644,6 @@
     </w:lvl>
   </w:abstractNum>
   <w:abstractNum w:abstractNumId="1" w15:restartNumberingAfterBreak="0">
-    <w:nsid w:val="1CF64BAE"/>
-    <w:multiLevelType w:val="hybridMultilevel"/>
-    <w:tmpl w:val="3E6C0900"/>
-    <w:lvl w:ilvl="0" w:tplc="0809000F">
-      <w:start w:val="1"/>
-      <w:numFmt w:val="decimal"/>
-      <w:lvlText w:val="%1."/>
-      <w:lvlJc w:val="left"/>
-      <w:pPr>
-        <w:ind w:left="720" w:hanging="360"/>
-      </w:pPr>
-    </w:lvl>
-    <w:lvl w:ilvl="1" w:tplc="08090019">
-      <w:start w:val="1"/>
-      <w:numFmt w:val="lowerLetter"/>
-      <w:lvlText w:val="%2."/>
-      <w:lvlJc w:val="left"/>
-      <w:pPr>
-        <w:ind w:left="1440" w:hanging="360"/>
-      </w:pPr>
-    </w:lvl>
-    <w:lvl w:ilvl="2" w:tplc="0809001B">
-      <w:start w:val="1"/>
-      <w:numFmt w:val="lowerRoman"/>
-      <w:lvlText w:val="%3."/>
-      <w:lvlJc w:val="right"/>
-      <w:pPr>
-        <w:ind w:left="2160" w:hanging="180"/>
-      </w:pPr>
-    </w:lvl>
-    <w:lvl w:ilvl="3" w:tplc="0809000F">
-      <w:start w:val="1"/>
-      <w:numFmt w:val="decimal"/>
-      <w:lvlText w:val="%4."/>
-      <w:lvlJc w:val="left"/>
-      <w:pPr>
-        <w:ind w:left="2880" w:hanging="360"/>
-      </w:pPr>
-    </w:lvl>
-    <w:lvl w:ilvl="4" w:tplc="08090019">
-      <w:start w:val="1"/>
-      <w:numFmt w:val="lowerLetter"/>
-      <w:lvlText w:val="%5."/>
-      <w:lvlJc w:val="left"/>
-      <w:pPr>
-        <w:ind w:left="3600" w:hanging="360"/>
-      </w:pPr>
-    </w:lvl>
-    <w:lvl w:ilvl="5" w:tplc="0809001B">
-      <w:start w:val="1"/>
-      <w:numFmt w:val="lowerRoman"/>
-      <w:lvlText w:val="%6."/>
-      <w:lvlJc w:val="right"/>
-      <w:pPr>
-        <w:ind w:left="4320" w:hanging="180"/>
-      </w:pPr>
-    </w:lvl>
-    <w:lvl w:ilvl="6" w:tplc="0809000F">
-      <w:start w:val="1"/>
-      <w:numFmt w:val="decimal"/>
-      <w:lvlText w:val="%7."/>
-      <w:lvlJc w:val="left"/>
-      <w:pPr>
-        <w:ind w:left="5040" w:hanging="360"/>
-      </w:pPr>
-    </w:lvl>
-    <w:lvl w:ilvl="7" w:tplc="08090019">
-      <w:start w:val="1"/>
-      <w:numFmt w:val="lowerLetter"/>
-      <w:lvlText w:val="%8."/>
-      <w:lvlJc w:val="left"/>
-      <w:pPr>
-        <w:ind w:left="5760" w:hanging="360"/>
-      </w:pPr>
-    </w:lvl>
-    <w:lvl w:ilvl="8" w:tplc="0809001B">
-      <w:start w:val="1"/>
-      <w:numFmt w:val="lowerRoman"/>
-      <w:lvlText w:val="%9."/>
-      <w:lvlJc w:val="right"/>
-      <w:pPr>
-        <w:ind w:left="6480" w:hanging="180"/>
-      </w:pPr>
-    </w:lvl>
-  </w:abstractNum>
-  <w:abstractNum w:abstractNumId="2" w15:restartNumberingAfterBreak="0">
     <w:nsid w:val="1EDE6A06"/>
     <w:multiLevelType w:val="hybridMultilevel"/>
     <w:tmpl w:val="107E292A"/>
@@ -875,7 +783,7 @@
       </w:rPr>
     </w:lvl>
   </w:abstractNum>
-  <w:abstractNum w:abstractNumId="3" w15:restartNumberingAfterBreak="0">
+  <w:abstractNum w:abstractNumId="2" w15:restartNumberingAfterBreak="0">
     <w:nsid w:val="27231DF8"/>
     <w:multiLevelType w:val="hybridMultilevel"/>
     <w:tmpl w:val="F1DE6CB2"/>
@@ -988,7 +896,7 @@
       </w:rPr>
     </w:lvl>
   </w:abstractNum>
-  <w:abstractNum w:abstractNumId="4" w15:restartNumberingAfterBreak="0">
+  <w:abstractNum w:abstractNumId="3" w15:restartNumberingAfterBreak="0">
     <w:nsid w:val="42CA77DD"/>
     <w:multiLevelType w:val="hybridMultilevel"/>
     <w:tmpl w:val="C180E7F8"/>
@@ -1074,7 +982,7 @@
       </w:pPr>
     </w:lvl>
   </w:abstractNum>
-  <w:abstractNum w:abstractNumId="5" w15:restartNumberingAfterBreak="0">
+  <w:abstractNum w:abstractNumId="4" w15:restartNumberingAfterBreak="0">
     <w:nsid w:val="43BC4DEA"/>
     <w:multiLevelType w:val="hybridMultilevel"/>
     <w:tmpl w:val="C180E7F8"/>
@@ -1160,7 +1068,7 @@
       </w:pPr>
     </w:lvl>
   </w:abstractNum>
-  <w:abstractNum w:abstractNumId="6" w15:restartNumberingAfterBreak="0">
+  <w:abstractNum w:abstractNumId="5" w15:restartNumberingAfterBreak="0">
     <w:nsid w:val="461F5479"/>
     <w:multiLevelType w:val="hybridMultilevel"/>
     <w:tmpl w:val="E2687198"/>
@@ -1246,7 +1154,7 @@
       </w:pPr>
     </w:lvl>
   </w:abstractNum>
-  <w:abstractNum w:abstractNumId="7" w15:restartNumberingAfterBreak="0">
+  <w:abstractNum w:abstractNumId="6" w15:restartNumberingAfterBreak="0">
     <w:nsid w:val="510F0421"/>
     <w:multiLevelType w:val="hybridMultilevel"/>
     <w:tmpl w:val="FEC092D4"/>
@@ -1360,7 +1268,7 @@
       </w:rPr>
     </w:lvl>
   </w:abstractNum>
-  <w:abstractNum w:abstractNumId="8" w15:restartNumberingAfterBreak="0">
+  <w:abstractNum w:abstractNumId="7" w15:restartNumberingAfterBreak="0">
     <w:nsid w:val="61930371"/>
     <w:multiLevelType w:val="hybridMultilevel"/>
     <w:tmpl w:val="C180E7F8"/>
@@ -1446,7 +1354,7 @@
       </w:pPr>
     </w:lvl>
   </w:abstractNum>
-  <w:abstractNum w:abstractNumId="9" w15:restartNumberingAfterBreak="0">
+  <w:abstractNum w:abstractNumId="8" w15:restartNumberingAfterBreak="0">
     <w:nsid w:val="691A4E7A"/>
     <w:multiLevelType w:val="hybridMultilevel"/>
     <w:tmpl w:val="30885F9E"/>
@@ -1533,7 +1441,7 @@
       </w:pPr>
     </w:lvl>
   </w:abstractNum>
-  <w:abstractNum w:abstractNumId="10" w15:restartNumberingAfterBreak="0">
+  <w:abstractNum w:abstractNumId="9" w15:restartNumberingAfterBreak="0">
     <w:nsid w:val="71690A50"/>
     <w:multiLevelType w:val="hybridMultilevel"/>
     <w:tmpl w:val="C180E7F8"/>
@@ -1620,136 +1528,106 @@
     </w:lvl>
   </w:abstractNum>
   <w:num w:numId="1" w16cid:durableId="697898980">
+    <w:abstractNumId w:val="5"/>
+  </w:num>
+  <w:num w:numId="2" w16cid:durableId="1205171970">
     <w:abstractNumId w:val="6"/>
   </w:num>
-  <w:num w:numId="2" w16cid:durableId="1205171970">
-    <w:abstractNumId w:val="7"/>
-  </w:num>
   <w:num w:numId="3" w16cid:durableId="1887140642">
-    <w:abstractNumId w:val="3"/>
+    <w:abstractNumId w:val="2"/>
   </w:num>
   <w:num w:numId="4" w16cid:durableId="777874118">
-    <w:abstractNumId w:val="9"/>
+    <w:abstractNumId w:val="8"/>
     <w:lvlOverride w:ilvl="0">
       <w:startOverride w:val="1"/>
     </w:lvlOverride>
   </w:num>
   <w:num w:numId="5" w16cid:durableId="1576433978">
-    <w:abstractNumId w:val="9"/>
+    <w:abstractNumId w:val="8"/>
     <w:lvlOverride w:ilvl="0">
       <w:startOverride w:val="1"/>
     </w:lvlOverride>
   </w:num>
   <w:num w:numId="6" w16cid:durableId="1272280314">
-    <w:abstractNumId w:val="9"/>
+    <w:abstractNumId w:val="8"/>
     <w:lvlOverride w:ilvl="0">
       <w:startOverride w:val="1"/>
     </w:lvlOverride>
   </w:num>
   <w:num w:numId="7" w16cid:durableId="303387530">
-    <w:abstractNumId w:val="9"/>
+    <w:abstractNumId w:val="8"/>
     <w:lvlOverride w:ilvl="0">
       <w:startOverride w:val="1"/>
     </w:lvlOverride>
   </w:num>
   <w:num w:numId="8" w16cid:durableId="971254738">
-    <w:abstractNumId w:val="9"/>
+    <w:abstractNumId w:val="8"/>
     <w:lvlOverride w:ilvl="0">
       <w:startOverride w:val="1"/>
     </w:lvlOverride>
   </w:num>
   <w:num w:numId="9" w16cid:durableId="399451382">
-    <w:abstractNumId w:val="9"/>
+    <w:abstractNumId w:val="8"/>
     <w:lvlOverride w:ilvl="0">
       <w:startOverride w:val="1"/>
     </w:lvlOverride>
   </w:num>
   <w:num w:numId="10" w16cid:durableId="1483422504">
-    <w:abstractNumId w:val="9"/>
+    <w:abstractNumId w:val="8"/>
     <w:lvlOverride w:ilvl="0">
       <w:startOverride w:val="1"/>
     </w:lvlOverride>
   </w:num>
   <w:num w:numId="11" w16cid:durableId="589194706">
-    <w:abstractNumId w:val="9"/>
+    <w:abstractNumId w:val="8"/>
     <w:lvlOverride w:ilvl="0">
       <w:startOverride w:val="1"/>
     </w:lvlOverride>
   </w:num>
   <w:num w:numId="12" w16cid:durableId="1860509229">
-    <w:abstractNumId w:val="9"/>
+    <w:abstractNumId w:val="8"/>
     <w:lvlOverride w:ilvl="0">
       <w:startOverride w:val="1"/>
     </w:lvlOverride>
   </w:num>
   <w:num w:numId="13" w16cid:durableId="2012020996">
-    <w:abstractNumId w:val="9"/>
+    <w:abstractNumId w:val="8"/>
   </w:num>
   <w:num w:numId="14" w16cid:durableId="524517018">
-    <w:abstractNumId w:val="9"/>
+    <w:abstractNumId w:val="8"/>
     <w:lvlOverride w:ilvl="0">
       <w:startOverride w:val="1"/>
     </w:lvlOverride>
   </w:num>
   <w:num w:numId="15" w16cid:durableId="91517163">
-    <w:abstractNumId w:val="9"/>
+    <w:abstractNumId w:val="8"/>
     <w:lvlOverride w:ilvl="0">
       <w:startOverride w:val="1"/>
     </w:lvlOverride>
   </w:num>
   <w:num w:numId="16" w16cid:durableId="1140920344">
-    <w:abstractNumId w:val="9"/>
+    <w:abstractNumId w:val="8"/>
     <w:lvlOverride w:ilvl="0">
       <w:startOverride w:val="1"/>
     </w:lvlOverride>
   </w:num>
   <w:num w:numId="17" w16cid:durableId="773134851">
-    <w:abstractNumId w:val="2"/>
+    <w:abstractNumId w:val="1"/>
   </w:num>
   <w:num w:numId="18" w16cid:durableId="1229609156">
     <w:abstractNumId w:val="0"/>
   </w:num>
   <w:num w:numId="19" w16cid:durableId="1170486823">
-    <w:abstractNumId w:val="8"/>
+    <w:abstractNumId w:val="7"/>
   </w:num>
   <w:num w:numId="20" w16cid:durableId="1216158072">
-    <w:abstractNumId w:val="10"/>
+    <w:abstractNumId w:val="9"/>
   </w:num>
   <w:num w:numId="21" w16cid:durableId="1476604239">
-    <w:abstractNumId w:val="5"/>
+    <w:abstractNumId w:val="4"/>
   </w:num>
   <w:num w:numId="22" w16cid:durableId="786462895">
-    <w:abstractNumId w:val="4"/>
-  </w:num>
-  <w:num w:numId="23" w16cid:durableId="1593200984">
-    <w:abstractNumId w:val="1"/>
-    <w:lvlOverride w:ilvl="0">
-      <w:startOverride w:val="1"/>
-    </w:lvlOverride>
-    <w:lvlOverride w:ilvl="1">
-      <w:startOverride w:val="1"/>
-    </w:lvlOverride>
-    <w:lvlOverride w:ilvl="2">
-      <w:startOverride w:val="1"/>
-    </w:lvlOverride>
-    <w:lvlOverride w:ilvl="3">
-      <w:startOverride w:val="1"/>
-    </w:lvlOverride>
-    <w:lvlOverride w:ilvl="4">
-      <w:startOverride w:val="1"/>
-    </w:lvlOverride>
-    <w:lvlOverride w:ilvl="5">
-      <w:startOverride w:val="1"/>
-    </w:lvlOverride>
-    <w:lvlOverride w:ilvl="6">
-      <w:startOverride w:val="1"/>
-    </w:lvlOverride>
-    <w:lvlOverride w:ilvl="7">
-      <w:startOverride w:val="1"/>
-    </w:lvlOverride>
-    <w:lvlOverride w:ilvl="8">
-      <w:startOverride w:val="1"/>
-    </w:lvlOverride>
+    <w:abstractNumId w:val="3"/>
   </w:num>
   <w:numIdMacAtCleanup w:val="15"/>
 </w:numbering>
@@ -2195,7 +2073,7 @@
     <w:uiPriority w:val="9"/>
     <w:unhideWhenUsed/>
     <w:qFormat/>
-    <w:rsid w:val="00A03169"/>
+    <w:rsid w:val="00327C47"/>
     <w:pPr>
       <w:keepNext/>
       <w:keepLines/>
@@ -2207,9 +2085,6 @@
       <w:b/>
       <w:bCs/>
       <w:color w:val="000000" w:themeColor="text1"/>
-      <w:sz w:val="24"/>
-      <w:szCs w:val="24"/>
-      <w:lang w:val="it-IT"/>
     </w:rPr>
   </w:style>
   <w:style w:type="paragraph" w:styleId="Heading3">
@@ -2220,7 +2095,7 @@
     <w:uiPriority w:val="9"/>
     <w:unhideWhenUsed/>
     <w:qFormat/>
-    <w:rsid w:val="00A03169"/>
+    <w:rsid w:val="0001096B"/>
     <w:pPr>
       <w:keepNext/>
       <w:keepLines/>
@@ -2229,11 +2104,9 @@
     </w:pPr>
     <w:rPr>
       <w:rFonts w:eastAsiaTheme="majorEastAsia" w:cstheme="majorBidi"/>
-      <w:b/>
-      <w:bCs/>
       <w:color w:val="000000" w:themeColor="text1"/>
-      <w:sz w:val="20"/>
-      <w:szCs w:val="20"/>
+      <w:sz w:val="28"/>
+      <w:szCs w:val="28"/>
     </w:rPr>
   </w:style>
   <w:style w:type="paragraph" w:styleId="Heading4">
@@ -2368,7 +2241,6 @@
   <w:style w:type="character" w:default="1" w:styleId="DefaultParagraphFont">
     <w:name w:val="Default Paragraph Font"/>
     <w:uiPriority w:val="1"/>
-    <w:semiHidden/>
     <w:unhideWhenUsed/>
   </w:style>
   <w:style w:type="table" w:default="1" w:styleId="TableNormal">
@@ -2412,15 +2284,12 @@
     <w:basedOn w:val="DefaultParagraphFont"/>
     <w:link w:val="Heading2"/>
     <w:uiPriority w:val="9"/>
-    <w:rsid w:val="00A03169"/>
+    <w:rsid w:val="00327C47"/>
     <w:rPr>
       <w:rFonts w:ascii="Arial" w:eastAsiaTheme="majorEastAsia" w:hAnsi="Arial" w:cs="Arial"/>
       <w:b/>
       <w:bCs/>
       <w:color w:val="000000" w:themeColor="text1"/>
-      <w:sz w:val="24"/>
-      <w:szCs w:val="24"/>
-      <w:lang w:val="it-IT"/>
       <w14:ligatures w14:val="none"/>
     </w:rPr>
   </w:style>
@@ -2429,15 +2298,12 @@
     <w:basedOn w:val="DefaultParagraphFont"/>
     <w:link w:val="Heading3"/>
     <w:uiPriority w:val="9"/>
-    <w:rsid w:val="00A03169"/>
-    <w:rPr>
-      <w:rFonts w:ascii="Arial" w:eastAsiaTheme="majorEastAsia" w:hAnsi="Arial" w:cstheme="majorBidi"/>
-      <w:b/>
-      <w:bCs/>
+    <w:rsid w:val="0001096B"/>
+    <w:rPr>
+      <w:rFonts w:eastAsiaTheme="majorEastAsia" w:cstheme="majorBidi"/>
       <w:color w:val="000000" w:themeColor="text1"/>
-      <w:sz w:val="20"/>
-      <w:szCs w:val="20"/>
-      <w14:ligatures w14:val="none"/>
+      <w:sz w:val="28"/>
+      <w:szCs w:val="28"/>
     </w:rPr>
   </w:style>
   <w:style w:type="character" w:customStyle="1" w:styleId="Heading4Char">
@@ -2882,10 +2748,10 @@
       <w14:ligatures w14:val="none"/>
     </w:rPr>
   </w:style>
-  <w:style w:type="paragraph" w:customStyle="1" w:styleId="AIinstructions">
-    <w:name w:val="AI instructions"/>
+  <w:style w:type="paragraph" w:customStyle="1" w:styleId="Wsreference">
+    <w:name w:val="Ws reference"/>
     <w:basedOn w:val="Normal"/>
-    <w:link w:val="AIinstructionsChar"/>
+    <w:link w:val="WsreferenceChar"/>
     <w:qFormat/>
     <w:rsid w:val="007F6ABB"/>
     <w:rPr>
@@ -2894,10 +2760,10 @@
       <w:szCs w:val="18"/>
     </w:rPr>
   </w:style>
-  <w:style w:type="character" w:customStyle="1" w:styleId="AIinstructionsChar">
-    <w:name w:val="AI instructions Char"/>
+  <w:style w:type="character" w:customStyle="1" w:styleId="WsreferenceChar">
+    <w:name w:val="Ws reference Char"/>
     <w:basedOn w:val="DefaultParagraphFont"/>
-    <w:link w:val="AIinstructions"/>
+    <w:link w:val="Wsreference"/>
     <w:rsid w:val="007F6ABB"/>
     <w:rPr>
       <w:rFonts w:ascii="Arial" w:hAnsi="Arial" w:cs="Arial"/>
@@ -2944,18 +2810,16 @@
   </w:style>
   <w:style w:type="character" w:styleId="BookTitle">
     <w:name w:val="Book Title"/>
-    <w:aliases w:val="Info for Humans"/>
     <w:basedOn w:val="DefaultParagraphFont"/>
     <w:uiPriority w:val="33"/>
     <w:qFormat/>
-    <w:rsid w:val="000971AF"/>
-    <w:rPr>
+    <w:rsid w:val="00780A02"/>
+    <w:rPr>
+      <w:b/>
+      <w:bCs/>
       <w:i/>
       <w:iCs/>
-      <w:color w:val="4C94D8" w:themeColor="text2" w:themeTint="80"/>
       <w:spacing w:val="5"/>
-      <w:sz w:val="18"/>
-      <w:szCs w:val="18"/>
     </w:rPr>
   </w:style>
   <w:style w:type="paragraph" w:customStyle="1" w:styleId="Wsnumber">
@@ -3126,35 +2990,6 @@
       <w:sz w:val="24"/>
       <w:szCs w:val="24"/>
       <w:lang w:eastAsia="en-GB"/>
-      <w14:ligatures w14:val="none"/>
-    </w:rPr>
-  </w:style>
-  <w:style w:type="paragraph" w:customStyle="1" w:styleId="Infoforhumans">
-    <w:name w:val="Info for humans"/>
-    <w:basedOn w:val="Normal"/>
-    <w:link w:val="InfoforhumansChar"/>
-    <w:qFormat/>
-    <w:rsid w:val="008020DA"/>
-    <w:pPr>
-      <w:widowControl/>
-    </w:pPr>
-    <w:rPr>
-      <w:color w:val="0070C0"/>
-      <w:sz w:val="18"/>
-    </w:rPr>
-  </w:style>
-  <w:style w:type="character" w:customStyle="1" w:styleId="InfoforhumansChar">
-    <w:name w:val="Info for humans Char"/>
-    <w:basedOn w:val="Heading1Char"/>
-    <w:link w:val="Infoforhumans"/>
-    <w:rsid w:val="008020DA"/>
-    <w:rPr>
-      <w:rFonts w:ascii="Arial" w:eastAsiaTheme="majorEastAsia" w:hAnsi="Arial" w:cs="Arial"/>
-      <w:b w:val="0"/>
-      <w:bCs w:val="0"/>
-      <w:color w:val="0070C0"/>
-      <w:sz w:val="18"/>
-      <w:szCs w:val="28"/>
       <w14:ligatures w14:val="none"/>
     </w:rPr>
   </w:style>

--- a/content/CP4807/CP4807-10.docx
+++ b/content/CP4807/CP4807-10.docx
@@ -45,20 +45,6 @@
           </w:tcPr>
           <w:p>
             <w:pPr>
-              <w:pStyle w:val="Wsreference"/>
-            </w:pPr>
-            <w:r>
-              <w:t/>
-            </w:r>
-            <w:r>
-              <w:t/>
-            </w:r>
-            <w:r>
-              <w:t/>
-            </w:r>
-          </w:p>
-          <w:p>
-            <w:pPr>
               <w:pStyle w:val="Wsnumber"/>
             </w:pPr>
             <w:r>
@@ -72,11 +58,25 @@
             <w:pPr>
               <w:pStyle w:val="Wsname"/>
             </w:pPr>
-            <w:bookmarkStart w:id="4" w:name="_Hlk209694520"/>
+            <w:bookmarkStart w:id="0" w:name="_Hlk209694520"/>
             <w:r>
               <w:t>Timer interrupts</w:t>
             </w:r>
-            <w:bookmarkEnd w:id="4"/>
+          </w:p>
+          <w:bookmarkEnd w:id="0"/>
+          <w:p>
+            <w:pPr>
+              <w:pStyle w:val="Wsreference"/>
+            </w:pPr>
+            <w:r>
+              <w:t>CP</w:t>
+            </w:r>
+            <w:r>
+              <w:t>4807-</w:t>
+            </w:r>
+            <w:r>
+              <w:t>10</w:t>
+            </w:r>
           </w:p>
         </w:tc>
         <w:tc>
@@ -231,7 +231,7 @@
                           <pic:cNvPicPr/>
                         </pic:nvPicPr>
                         <pic:blipFill>
-                          <a:blip r:link="rId41"/>
+                          <a:blip r:link="rId8"/>
                           <a:stretch>
                             <a:fillRect/>
                           </a:stretch>
@@ -318,7 +318,7 @@
                     <pic:cNvPicPr/>
                   </pic:nvPicPr>
                   <pic:blipFill>
-                    <a:blip r:link="rId10"/>
+                    <a:blip r:link="rId9"/>
                     <a:stretch>
                       <a:fillRect/>
                     </a:stretch>
@@ -363,7 +363,7 @@
                     <pic:cNvPicPr/>
                   </pic:nvPicPr>
                   <pic:blipFill>
-                    <a:blip r:link="rId42"/>
+                    <a:blip r:link="rId10"/>
                     <a:stretch>
                       <a:fillRect/>
                     </a:stretch>
@@ -388,7 +388,7 @@
       <w:pPr>
         <w:pStyle w:val="YouTubelinkURL"/>
       </w:pPr>
-      <w:hyperlink r:id="rId43" w:history="1">
+      <w:hyperlink r:id="rId11" w:history="1">
         <w:r>
           <w:rPr>
             <w:rStyle w:val="Hyperlink"/>
@@ -413,14 +413,27 @@
       <w:r>
         <w:t>Watch the video “</w:t>
       </w:r>
-      <w:r>
-        <w:t xml:space="preserve">Flowcode Embedded: </w:t>
+      <w:proofErr w:type="spellStart"/>
+      <w:r>
+        <w:t>Flowcode</w:t>
+      </w:r>
+      <w:proofErr w:type="spellEnd"/>
+      <w:r>
+        <w:t xml:space="preserve"> Embedded: </w:t>
       </w:r>
       <w:r>
         <w:t>timer interrupts</w:t>
       </w:r>
       <w:r>
-        <w:t xml:space="preserve">” on the Flowcode YouTube site. </w:t>
+        <w:t xml:space="preserve">” on the </w:t>
+      </w:r>
+      <w:proofErr w:type="spellStart"/>
+      <w:r>
+        <w:t>Flowcode</w:t>
+      </w:r>
+      <w:proofErr w:type="spellEnd"/>
+      <w:r>
+        <w:t xml:space="preserve"> YouTube site. </w:t>
       </w:r>
     </w:p>
     <w:p>
@@ -493,8 +506,30 @@
         <w:rPr>
           <w:rStyle w:val="NumberedbulletChar"/>
         </w:rPr>
-        <w:t>Create variables hour_count and minute_count</w:t>
-      </w:r>
+        <w:t xml:space="preserve">Create variables </w:t>
+      </w:r>
+      <w:proofErr w:type="spellStart"/>
+      <w:r>
+        <w:rPr>
+          <w:rStyle w:val="NumberedbulletChar"/>
+        </w:rPr>
+        <w:t>hour_count</w:t>
+      </w:r>
+      <w:proofErr w:type="spellEnd"/>
+      <w:r>
+        <w:rPr>
+          <w:rStyle w:val="NumberedbulletChar"/>
+        </w:rPr>
+        <w:t xml:space="preserve"> and </w:t>
+      </w:r>
+      <w:proofErr w:type="spellStart"/>
+      <w:r>
+        <w:rPr>
+          <w:rStyle w:val="NumberedbulletChar"/>
+        </w:rPr>
+        <w:t>minute_count</w:t>
+      </w:r>
+      <w:proofErr w:type="spellEnd"/>
     </w:p>
     <w:p>
       <w:pPr>
@@ -507,7 +542,49 @@
         <w:rPr>
           <w:rStyle w:val="NumberedbulletChar"/>
         </w:rPr>
-        <w:t>In the main loop use IF statements to track when second_count is more then 60 and reset it to 0 and increment minute_count Similarly for hour_count.</w:t>
+        <w:t xml:space="preserve">In the main loop use IF statements to track when </w:t>
+      </w:r>
+      <w:proofErr w:type="spellStart"/>
+      <w:r>
+        <w:rPr>
+          <w:rStyle w:val="NumberedbulletChar"/>
+        </w:rPr>
+        <w:t>second_count</w:t>
+      </w:r>
+      <w:proofErr w:type="spellEnd"/>
+      <w:r>
+        <w:rPr>
+          <w:rStyle w:val="NumberedbulletChar"/>
+        </w:rPr>
+        <w:t xml:space="preserve"> is more then 60 and reset it to 0 and increment </w:t>
+      </w:r>
+      <w:proofErr w:type="spellStart"/>
+      <w:r>
+        <w:rPr>
+          <w:rStyle w:val="NumberedbulletChar"/>
+        </w:rPr>
+        <w:t>minute_count</w:t>
+      </w:r>
+      <w:proofErr w:type="spellEnd"/>
+      <w:r>
+        <w:rPr>
+          <w:rStyle w:val="NumberedbulletChar"/>
+        </w:rPr>
+        <w:t xml:space="preserve"> Similarly for </w:t>
+      </w:r>
+      <w:proofErr w:type="spellStart"/>
+      <w:r>
+        <w:rPr>
+          <w:rStyle w:val="NumberedbulletChar"/>
+        </w:rPr>
+        <w:t>hour_count</w:t>
+      </w:r>
+      <w:proofErr w:type="spellEnd"/>
+      <w:r>
+        <w:rPr>
+          <w:rStyle w:val="NumberedbulletChar"/>
+        </w:rPr>
+        <w:t>.</w:t>
       </w:r>
     </w:p>
     <w:p>
@@ -550,9 +627,63 @@
         <w:t>Create a new routine for a pin interrupt and use the code from the previous exercise to create the reset function.</w:t>
       </w:r>
     </w:p>
-    <w:sectPr/>
+    <w:p>
+      <w:pPr>
+        <w:pStyle w:val="Numberedbullet"/>
+        <w:numPr>
+          <w:ilvl w:val="0"/>
+          <w:numId w:val="0"/>
+        </w:numPr>
+      </w:pPr>
+    </w:p>
+    <w:sectPr>
+      <w:pgSz w:w="11906" w:h="16838" w:code="9"/>
+      <w:pgMar w:top="567" w:right="567" w:bottom="567" w:left="567" w:header="709" w:footer="709" w:gutter="0"/>
+      <w:pgNumType w:start="0"/>
+      <w:cols w:space="708"/>
+      <w:titlePg/>
+      <w:docGrid w:linePitch="360"/>
+    </w:sectPr>
   </w:body>
 </w:document>
+</file>
+
+<file path=word/endnotes.xml><?xml version="1.0" encoding="utf-8"?>
+<w:endnotes xmlns:wpc="http://schemas.microsoft.com/office/word/2010/wordprocessingCanvas" xmlns:cx="http://schemas.microsoft.com/office/drawing/2014/chartex" xmlns:cx1="http://schemas.microsoft.com/office/drawing/2015/9/8/chartex" xmlns:cx2="http://schemas.microsoft.com/office/drawing/2015/10/21/chartex" xmlns:cx3="http://schemas.microsoft.com/office/drawing/2016/5/9/chartex" xmlns:cx4="http://schemas.microsoft.com/office/drawing/2016/5/10/chartex" xmlns:cx5="http://schemas.microsoft.com/office/drawing/2016/5/11/chartex" xmlns:cx6="http://schemas.microsoft.com/office/drawing/2016/5/12/chartex" xmlns:cx7="http://schemas.microsoft.com/office/drawing/2016/5/13/chartex" xmlns:cx8="http://schemas.microsoft.com/office/drawing/2016/5/14/chartex" xmlns:mc="http://schemas.openxmlformats.org/markup-compatibility/2006" xmlns:aink="http://schemas.microsoft.com/office/drawing/2016/ink" xmlns:am3d="http://schemas.microsoft.com/office/drawing/2017/model3d" xmlns:o="urn:schemas-microsoft-com:office:office" xmlns:oel="http://schemas.microsoft.com/office/2019/extlst" xmlns:r="http://schemas.openxmlformats.org/officeDocument/2006/relationships" xmlns:m="http://schemas.openxmlformats.org/officeDocument/2006/math" xmlns:v="urn:schemas-microsoft-com:vml" xmlns:wp14="http://schemas.microsoft.com/office/word/2010/wordprocessingDrawing" xmlns:wp="http://schemas.openxmlformats.org/drawingml/2006/wordprocessingDrawing" xmlns:w10="urn:schemas-microsoft-com:office:word" xmlns:w="http://schemas.openxmlformats.org/wordprocessingml/2006/main" xmlns:w14="http://schemas.microsoft.com/office/word/2010/wordml" xmlns:w15="http://schemas.microsoft.com/office/word/2012/wordml" xmlns:w16cex="http://schemas.microsoft.com/office/word/2018/wordml/cex" xmlns:w16cid="http://schemas.microsoft.com/office/word/2016/wordml/cid" xmlns:w16="http://schemas.microsoft.com/office/word/2018/wordml" xmlns:w16du="http://schemas.microsoft.com/office/word/2023/wordml/word16du" xmlns:w16sdtdh="http://schemas.microsoft.com/office/word/2020/wordml/sdtdatahash" xmlns:w16sdtfl="http://schemas.microsoft.com/office/word/2024/wordml/sdtformatlock" xmlns:w16se="http://schemas.microsoft.com/office/word/2015/wordml/symex" xmlns:wpg="http://schemas.microsoft.com/office/word/2010/wordprocessingGroup" xmlns:wpi="http://schemas.microsoft.com/office/word/2010/wordprocessingInk" xmlns:wne="http://schemas.microsoft.com/office/word/2006/wordml" xmlns:wps="http://schemas.microsoft.com/office/word/2010/wordprocessingShape" mc:Ignorable="w14 w15 w16se w16cid w16 w16cex w16sdtdh w16sdtfl w16du wp14">
+  <w:endnote w:type="separator" w:id="-1">
+    <w:p>
+      <w:r>
+        <w:separator/>
+      </w:r>
+    </w:p>
+  </w:endnote>
+  <w:endnote w:type="continuationSeparator" w:id="0">
+    <w:p>
+      <w:r>
+        <w:continuationSeparator/>
+      </w:r>
+    </w:p>
+  </w:endnote>
+</w:endnotes>
+</file>
+
+<file path=word/footnotes.xml><?xml version="1.0" encoding="utf-8"?>
+<w:footnotes xmlns:wpc="http://schemas.microsoft.com/office/word/2010/wordprocessingCanvas" xmlns:cx="http://schemas.microsoft.com/office/drawing/2014/chartex" xmlns:cx1="http://schemas.microsoft.com/office/drawing/2015/9/8/chartex" xmlns:cx2="http://schemas.microsoft.com/office/drawing/2015/10/21/chartex" xmlns:cx3="http://schemas.microsoft.com/office/drawing/2016/5/9/chartex" xmlns:cx4="http://schemas.microsoft.com/office/drawing/2016/5/10/chartex" xmlns:cx5="http://schemas.microsoft.com/office/drawing/2016/5/11/chartex" xmlns:cx6="http://schemas.microsoft.com/office/drawing/2016/5/12/chartex" xmlns:cx7="http://schemas.microsoft.com/office/drawing/2016/5/13/chartex" xmlns:cx8="http://schemas.microsoft.com/office/drawing/2016/5/14/chartex" xmlns:mc="http://schemas.openxmlformats.org/markup-compatibility/2006" xmlns:aink="http://schemas.microsoft.com/office/drawing/2016/ink" xmlns:am3d="http://schemas.microsoft.com/office/drawing/2017/model3d" xmlns:o="urn:schemas-microsoft-com:office:office" xmlns:oel="http://schemas.microsoft.com/office/2019/extlst" xmlns:r="http://schemas.openxmlformats.org/officeDocument/2006/relationships" xmlns:m="http://schemas.openxmlformats.org/officeDocument/2006/math" xmlns:v="urn:schemas-microsoft-com:vml" xmlns:wp14="http://schemas.microsoft.com/office/word/2010/wordprocessingDrawing" xmlns:wp="http://schemas.openxmlformats.org/drawingml/2006/wordprocessingDrawing" xmlns:w10="urn:schemas-microsoft-com:office:word" xmlns:w="http://schemas.openxmlformats.org/wordprocessingml/2006/main" xmlns:w14="http://schemas.microsoft.com/office/word/2010/wordml" xmlns:w15="http://schemas.microsoft.com/office/word/2012/wordml" xmlns:w16cex="http://schemas.microsoft.com/office/word/2018/wordml/cex" xmlns:w16cid="http://schemas.microsoft.com/office/word/2016/wordml/cid" xmlns:w16="http://schemas.microsoft.com/office/word/2018/wordml" xmlns:w16du="http://schemas.microsoft.com/office/word/2023/wordml/word16du" xmlns:w16sdtdh="http://schemas.microsoft.com/office/word/2020/wordml/sdtdatahash" xmlns:w16sdtfl="http://schemas.microsoft.com/office/word/2024/wordml/sdtformatlock" xmlns:w16se="http://schemas.microsoft.com/office/word/2015/wordml/symex" xmlns:wpg="http://schemas.microsoft.com/office/word/2010/wordprocessingGroup" xmlns:wpi="http://schemas.microsoft.com/office/word/2010/wordprocessingInk" xmlns:wne="http://schemas.microsoft.com/office/word/2006/wordml" xmlns:wps="http://schemas.microsoft.com/office/word/2010/wordprocessingShape" mc:Ignorable="w14 w15 w16se w16cid w16 w16cex w16sdtdh w16sdtfl w16du wp14">
+  <w:footnote w:type="separator" w:id="-1">
+    <w:p>
+      <w:r>
+        <w:separator/>
+      </w:r>
+    </w:p>
+  </w:footnote>
+  <w:footnote w:type="continuationSeparator" w:id="0">
+    <w:p>
+      <w:r>
+        <w:continuationSeparator/>
+      </w:r>
+    </w:p>
+  </w:footnote>
+</w:footnotes>
 </file>
 
 <file path=word/numbering.xml><?xml version="1.0" encoding="utf-8"?>
@@ -2241,6 +2372,7 @@
   <w:style w:type="character" w:default="1" w:styleId="DefaultParagraphFont">
     <w:name w:val="Default Paragraph Font"/>
     <w:uiPriority w:val="1"/>
+    <w:semiHidden/>
     <w:unhideWhenUsed/>
   </w:style>
   <w:style w:type="table" w:default="1" w:styleId="TableNormal">
@@ -2753,9 +2885,8 @@
     <w:basedOn w:val="Normal"/>
     <w:link w:val="WsreferenceChar"/>
     <w:qFormat/>
-    <w:rsid w:val="007F6ABB"/>
-    <w:rPr>
-      <w:color w:val="EE0000"/>
+    <w:rsid w:val="00780A02"/>
+    <w:rPr>
       <w:sz w:val="18"/>
       <w:szCs w:val="18"/>
     </w:rPr>
@@ -2764,10 +2895,9 @@
     <w:name w:val="Ws reference Char"/>
     <w:basedOn w:val="DefaultParagraphFont"/>
     <w:link w:val="Wsreference"/>
-    <w:rsid w:val="007F6ABB"/>
+    <w:rsid w:val="00780A02"/>
     <w:rPr>
       <w:rFonts w:ascii="Arial" w:hAnsi="Arial" w:cs="Arial"/>
-      <w:color w:val="EE0000"/>
       <w:sz w:val="18"/>
       <w:szCs w:val="18"/>
       <w14:ligatures w14:val="none"/>
@@ -3289,4 +3419,16 @@
     </a:ext>
   </a:extLst>
 </a:theme>
+</file>
+
+<file path=customXml/item1.xml><?xml version="1.0" encoding="utf-8"?>
+<b:Sources xmlns:b="http://schemas.openxmlformats.org/officeDocument/2006/bibliography" xmlns="http://schemas.openxmlformats.org/officeDocument/2006/bibliography" SelectedStyle="\APASixthEditionOfficeOnline.xsl" StyleName="APA" Version="6"/>
+</file>
+
+<file path=customXml/itemProps1.xml><?xml version="1.0" encoding="utf-8"?>
+<ds:datastoreItem xmlns:ds="http://schemas.openxmlformats.org/officeDocument/2006/customXml" ds:itemID="{BE5A20E6-7732-4185-AAE9-74F072D597D3}">
+  <ds:schemaRefs>
+    <ds:schemaRef ds:uri="http://schemas.openxmlformats.org/officeDocument/2006/bibliography"/>
+  </ds:schemaRefs>
+</ds:datastoreItem>
 </file>
--- a/content/CP4807/CP4807-10.docx
+++ b/content/CP4807/CP4807-10.docx
@@ -303,7 +303,7 @@
           <w:noProof/>
         </w:rPr>
         <w:drawing>
-          <wp:inline distT="0" distB="0" distL="0" distR="0" wp14:anchorId="07C463FB" wp14:editId="5474F6AB">
+          <wp:inline distT="0" distB="0" distL="0" distR="0" wp14:anchorId="07C463FB" wp14:editId="6B982FAD">
             <wp:extent cx="1440000" cy="331200"/>
             <wp:effectExtent l="0" t="0" r="8255" b="0"/>
             <wp:docPr id="177268130" name="youtube logo.png" descr="A black text on a white background&#10;&#10;AI-generated content may be incorrect."/>
@@ -318,7 +318,7 @@
                     <pic:cNvPicPr/>
                   </pic:nvPicPr>
                   <pic:blipFill>
-                    <a:blip r:link="rId9"/>
+                    <a:blip r:embed="rId9" r:link="rId10"/>
                     <a:stretch>
                       <a:fillRect/>
                     </a:stretch>
@@ -363,7 +363,7 @@
                     <pic:cNvPicPr/>
                   </pic:nvPicPr>
                   <pic:blipFill>
-                    <a:blip r:link="rId10"/>
+                    <a:blip r:link="rId11"/>
                     <a:stretch>
                       <a:fillRect/>
                     </a:stretch>
@@ -388,7 +388,7 @@
       <w:pPr>
         <w:pStyle w:val="YouTubelinkURL"/>
       </w:pPr>
-      <w:hyperlink r:id="rId11" w:history="1">
+      <w:hyperlink r:id="rId12" w:history="1">
         <w:r>
           <w:rPr>
             <w:rStyle w:val="Hyperlink"/>

--- a/content/CP4807/CP4807-10.docx
+++ b/content/CP4807/CP4807-10.docx
@@ -216,7 +216,7 @@
                 <w:noProof/>
               </w:rPr>
               <w:drawing>
-                <wp:inline distT="0" distB="0" distL="0" distR="0" wp14:anchorId="309D7AF6" wp14:editId="6A5AA922">
+                <wp:inline distT="0" distB="0" distL="0" distR="0" wp14:anchorId="309D7AF6" wp14:editId="47C8961D">
                   <wp:extent cx="1865376" cy="1920240"/>
                   <wp:effectExtent l="0" t="0" r="1905" b="3810"/>
                   <wp:docPr id="810586534" name="stop watch.jpg" descr="A hand holding a stopwatch&#10;&#10;AI-generated content may be incorrect."/>
@@ -231,7 +231,7 @@
                           <pic:cNvPicPr/>
                         </pic:nvPicPr>
                         <pic:blipFill>
-                          <a:blip r:link="rId8"/>
+                          <a:blip r:embed="rId8" r:link="rId9"/>
                           <a:stretch>
                             <a:fillRect/>
                           </a:stretch>
@@ -318,7 +318,7 @@
                     <pic:cNvPicPr/>
                   </pic:nvPicPr>
                   <pic:blipFill>
-                    <a:blip r:embed="rId9" r:link="rId10"/>
+                    <a:blip r:embed="rId10" r:link="rId11"/>
                     <a:stretch>
                       <a:fillRect/>
                     </a:stretch>
@@ -348,7 +348,7 @@
           <w:noProof/>
         </w:rPr>
         <w:drawing>
-          <wp:inline distT="0" distB="0" distL="0" distR="0" wp14:anchorId="43F8B412" wp14:editId="2627D20C">
+          <wp:inline distT="0" distB="0" distL="0" distR="0" wp14:anchorId="43F8B412" wp14:editId="5B330259">
             <wp:extent cx="3600000" cy="2023200"/>
             <wp:effectExtent l="0" t="0" r="635" b="0"/>
             <wp:docPr id="675776778" name="timer interrupts.png" descr="A screenshot of a computer&#10;&#10;AI-generated content may be incorrect."/>
@@ -363,7 +363,7 @@
                     <pic:cNvPicPr/>
                   </pic:nvPicPr>
                   <pic:blipFill>
-                    <a:blip r:link="rId11"/>
+                    <a:blip r:embed="rId12" r:link="rId13"/>
                     <a:stretch>
                       <a:fillRect/>
                     </a:stretch>
@@ -388,7 +388,7 @@
       <w:pPr>
         <w:pStyle w:val="YouTubelinkURL"/>
       </w:pPr>
-      <w:hyperlink r:id="rId12" w:history="1">
+      <w:hyperlink r:id="rId14" w:history="1">
         <w:r>
           <w:rPr>
             <w:rStyle w:val="Hyperlink"/>
